--- a/熊猫成仙，从青竹山开始/第一卷 龙蛇起陆/第006章 把家底换成一枚玉简.docx
+++ b/熊猫成仙，从青竹山开始/第一卷 龙蛇起陆/第006章 把家底换成一枚玉简.docx
@@ -75,7 +75,35 @@
           <w:sz w:val="27"/>
           <w:szCs w:val="27"/>
         </w:rPr>
+        <w:t xml:space="preserve">陆明远趴在火堆另一侧。睡的时候他把下巴搁在前爪上，一团黑白占了半块崖底，背上的毛被火烤出一层暖光。</w:t>
+      </w:r>
+    </w:p>
+    <w:p>
+      <w:pPr>
+        <w:spacing w:line="468" w:lineRule="auto" w:after="149"/>
+        <w:ind w:firstLineChars="200" w:firstLine="540"/>
+      </w:pPr>
+      <w:r>
+        <w:rPr>
+          <w:rFonts w:ascii="Times New Roman" w:hAnsi="Times New Roman" w:eastAsia="宋体" w:cs="Times New Roman"/>
+          <w:sz w:val="27"/>
+          <w:szCs w:val="27"/>
+        </w:rPr>
         <w:t xml:space="preserve">第三遍的时候，陆明远把眼睛睁开了。</w:t>
+      </w:r>
+    </w:p>
+    <w:p>
+      <w:pPr>
+        <w:spacing w:line="468" w:lineRule="auto" w:after="149"/>
+        <w:ind w:firstLineChars="200" w:firstLine="540"/>
+      </w:pPr>
+      <w:r>
+        <w:rPr>
+          <w:rFonts w:ascii="Times New Roman" w:hAnsi="Times New Roman" w:eastAsia="宋体" w:cs="Times New Roman"/>
+          <w:sz w:val="27"/>
+          <w:szCs w:val="27"/>
+        </w:rPr>
+        <w:t xml:space="preserve">他上辈子园里报账，填过那种表，一列一列对齐，月底自己加起来，一分不差。这儿最趁手的家伙是一块竹片，刻错了拿刀刮，刮完接着刻。</w:t>
       </w:r>
     </w:p>
     <w:p>
